--- a/docs/files/f63_文雪_山东大学_施耐德电气_供应链计划员-无锡（2027届）（供应链方向）.docx
+++ b/docs/files/f63_文雪_山东大学_施耐德电气_供应链计划员-无锡（2027届）（供应链方向）.docx
@@ -1944,10 +1944,6 @@
           </w:tcPr>
           <w:p>
             <w:pPr>
-              <w:numPr>
-                <w:ilvl w:val="0"/>
-                <w:numId w:val="2"/>
-              </w:numPr>
               <w:spacing w:line="290" w:lineRule="atLeast"/>
               <w:ind w:left="442" w:hanging="442"/>
               <w:rPr>
@@ -2398,10 +2394,6 @@
           </w:tcPr>
           <w:p>
             <w:pPr>
-              <w:numPr>
-                <w:ilvl w:val="0"/>
-                <w:numId w:val="2"/>
-              </w:numPr>
               <w:spacing w:line="290" w:lineRule="atLeast"/>
               <w:rPr>
                 <w:rFonts w:hint="default"/>

--- a/docs/files/f63_文雪_山东大学_施耐德电气_供应链计划员-无锡（2027届）（供应链方向）.docx
+++ b/docs/files/f63_文雪_山东大学_施耐德电气_供应链计划员-无锡（2027届）（供应链方向）.docx
@@ -9007,7 +9007,7 @@
                 <w:b w:val="0"/>
                 <w:sz w:val="21"/>
               </w:rPr>
-              <w:t>材料核验：经手200+份学员申报材料的收集与核对，用Excel搭分类台账、设三级校验，任职期间零差错</w:t>
+              <w:t>材料核验：收集并逐份核对200+份学员申报材料，用Excel搭分类台账、设三级校验，任职期间零差错</w:t>
             </w:r>
           </w:p>
           <w:p>
